--- a/production/quizzes/02-ch2-moving-objects-have-energy-quiz.docx
+++ b/production/quizzes/02-ch2-moving-objects-have-energy-quiz.docx
@@ -40,7 +40,7 @@
         <w:rPr>
           <w:i/>
           <w:color w:val="444444"/>
-          <w:sz w:val="22"/>
+          <w:sz w:val="24"/>
         </w:rPr>
         <w:t>Read each question carefully. Do your best!</w:t>
       </w:r>
@@ -66,7 +66,7 @@
         <w:rPr>
           <w:i w:val="0"/>
           <w:color w:val="444444"/>
-          <w:sz w:val="22"/>
+          <w:sz w:val="24"/>
         </w:rPr>
         <w:t>Motion is ______.</w:t>
       </w:r>
@@ -79,7 +79,7 @@
         <w:rPr>
           <w:i w:val="0"/>
           <w:color w:val="444444"/>
-          <w:sz w:val="22"/>
+          <w:sz w:val="24"/>
         </w:rPr>
         <w:t>a) the process of an object changing position      b) how fast something goes</w:t>
       </w:r>
@@ -92,7 +92,7 @@
         <w:rPr>
           <w:i w:val="0"/>
           <w:color w:val="444444"/>
-          <w:sz w:val="22"/>
+          <w:sz w:val="24"/>
         </w:rPr>
         <w:t>c) a kind of stored energy      d) a visible substance</w:t>
       </w:r>
@@ -130,7 +130,7 @@
         <w:rPr>
           <w:i w:val="0"/>
           <w:color w:val="444444"/>
-          <w:sz w:val="22"/>
+          <w:sz w:val="24"/>
         </w:rPr>
         <w:t>A moving object has ______.</w:t>
       </w:r>
@@ -143,7 +143,7 @@
         <w:rPr>
           <w:i w:val="0"/>
           <w:color w:val="444444"/>
-          <w:sz w:val="22"/>
+          <w:sz w:val="24"/>
         </w:rPr>
         <w:t>a) stored energy only      b) energy of motion</w:t>
       </w:r>
@@ -156,7 +156,7 @@
         <w:rPr>
           <w:i w:val="0"/>
           <w:color w:val="444444"/>
-          <w:sz w:val="22"/>
+          <w:sz w:val="24"/>
         </w:rPr>
         <w:t>c) no energy      d) evidence of speed</w:t>
       </w:r>
@@ -194,7 +194,7 @@
         <w:rPr>
           <w:i w:val="0"/>
           <w:color w:val="444444"/>
-          <w:sz w:val="22"/>
+          <w:sz w:val="24"/>
         </w:rPr>
         <w:t>A student rolls a marble and it bumps a target marble. The target marble moves.</w:t>
       </w:r>
@@ -207,7 +207,7 @@
         <w:rPr>
           <w:i w:val="0"/>
           <w:color w:val="444444"/>
-          <w:sz w:val="22"/>
+          <w:sz w:val="24"/>
         </w:rPr>
         <w:t>What is the moving object?</w:t>
       </w:r>
@@ -228,7 +228,7 @@
         <w:rPr>
           <w:i w:val="0"/>
           <w:color w:val="444444"/>
-          <w:sz w:val="22"/>
+          <w:sz w:val="24"/>
         </w:rPr>
         <w:t>What changed?</w:t>
       </w:r>
@@ -262,7 +262,7 @@
         <w:rPr>
           <w:i w:val="0"/>
           <w:color w:val="444444"/>
-          <w:sz w:val="22"/>
+          <w:sz w:val="24"/>
         </w:rPr>
         <w:t>Energy is the ability to ______.</w:t>
       </w:r>
@@ -275,7 +275,7 @@
         <w:rPr>
           <w:i w:val="0"/>
           <w:color w:val="444444"/>
-          <w:sz w:val="22"/>
+          <w:sz w:val="24"/>
         </w:rPr>
         <w:t>a) cause change      b) be seen      c) stay still      d) disappear</w:t>
       </w:r>
@@ -313,7 +313,7 @@
         <w:rPr>
           <w:i w:val="0"/>
           <w:color w:val="444444"/>
-          <w:sz w:val="22"/>
+          <w:sz w:val="24"/>
         </w:rPr>
         <w:t>Draw BEFORE and AFTER to show a moving object causing a change. Use arrows.</w:t>
       </w:r>
@@ -395,7 +395,7 @@
         <w:rPr>
           <w:i w:val="0"/>
           <w:color w:val="444444"/>
-          <w:sz w:val="22"/>
+          <w:sz w:val="24"/>
         </w:rPr>
         <w:t>Write O (observation) or I (inference) next to each sentence.</w:t>
       </w:r>
@@ -408,7 +408,7 @@
         <w:rPr>
           <w:i w:val="0"/>
           <w:color w:val="444444"/>
-          <w:sz w:val="22"/>
+          <w:sz w:val="24"/>
         </w:rPr>
         <w:t>____ The target marble moved.</w:t>
       </w:r>
@@ -421,7 +421,7 @@
         <w:rPr>
           <w:i w:val="0"/>
           <w:color w:val="444444"/>
-          <w:sz w:val="22"/>
+          <w:sz w:val="24"/>
         </w:rPr>
         <w:t>____ The moving marble had energy.</w:t>
       </w:r>
@@ -447,7 +447,7 @@
         <w:rPr>
           <w:i w:val="0"/>
           <w:color w:val="444444"/>
-          <w:sz w:val="22"/>
+          <w:sz w:val="24"/>
         </w:rPr>
         <w:t>How does a moving object show evidence of energy? Use the words “change” and “evidence.”</w:t>
       </w:r>
@@ -489,7 +489,7 @@
         <w:rPr>
           <w:i w:val="0"/>
           <w:color w:val="444444"/>
-          <w:sz w:val="22"/>
+          <w:sz w:val="24"/>
         </w:rPr>
         <w:t>A book is sitting on a table. Does the book show energy of motion? Explain.</w:t>
       </w:r>

--- a/production/quizzes/02-ch2-moving-objects-have-energy-quiz.docx
+++ b/production/quizzes/02-ch2-moving-objects-have-energy-quiz.docx
@@ -4,339 +4,1031 @@
   <w:body>
     <w:p>
       <w:pPr>
-        <w:spacing w:after="80"/>
+        <w:spacing w:before="0" w:after="40"/>
       </w:pPr>
       <w:r>
         <w:rPr>
+          <w:rFonts w:ascii="Avenir Next" w:hAnsi="Avenir Next"/>
           <w:b/>
-          <w:color w:val="1F3A5F"/>
-          <w:sz w:val="40"/>
+          <w:i w:val="0"/>
+          <w:color w:val="4A5268"/>
+          <w:sz w:val="19"/>
+          <w:u w:val="none"/>
+          <w:rFonts w:ascii="Avenir Next" w:hAnsi="Avenir Next" w:cs="Avenir Next"/>
+        </w:rPr>
+        <w:t>UNIT 1 · ENERGY TRANSFER &amp; TRANSFORMATION</w:t>
+      </w:r>
+    </w:p>
+    <w:p>
+      <w:pPr>
+        <w:spacing w:before="0" w:after="40"/>
+      </w:pPr>
+      <w:r>
+        <w:rPr>
+          <w:rFonts w:ascii="Avenir Next" w:hAnsi="Avenir Next"/>
+          <w:b/>
+          <w:i w:val="0"/>
+          <w:color w:val="0F5A5C"/>
+          <w:sz w:val="44"/>
+          <w:u w:val="none"/>
+          <w:rFonts w:ascii="Avenir Next" w:hAnsi="Avenir Next" w:cs="Avenir Next"/>
         </w:rPr>
         <w:t>Chapter 2 Quiz — Moving Objects Have Energy</w:t>
       </w:r>
     </w:p>
     <w:p>
       <w:pPr>
-        <w:spacing w:after="160"/>
+        <w:spacing w:before="0" w:after="80"/>
       </w:pPr>
       <w:r>
         <w:rPr>
+          <w:rFonts w:ascii="Avenir Next" w:hAnsi="Avenir Next"/>
+          <w:b/>
+          <w:i w:val="0"/>
+          <w:color w:val="5B6770"/>
           <w:sz w:val="24"/>
+          <w:u w:val="none"/>
+          <w:rFonts w:ascii="Avenir Next" w:hAnsi="Avenir Next" w:cs="Avenir Next"/>
         </w:rPr>
-        <w:t>Name: ____________________________</w:t>
-      </w:r>
-      <w:r>
-        <w:rPr>
-          <w:sz w:val="24"/>
-        </w:rPr>
-        <w:t xml:space="preserve">    Date: ________________</w:t>
+        <w:t>Chapter 2 · Grade 4 · SCORED — 8 questions · 12 points</w:t>
       </w:r>
     </w:p>
     <w:p>
       <w:pPr>
-        <w:spacing w:after="160"/>
+        <w:spacing w:before="0" w:after="120" w:line="520" w:lineRule="exact"/>
       </w:pPr>
       <w:r>
         <w:rPr>
-          <w:i/>
-          <w:color w:val="444444"/>
+          <w:rFonts w:ascii="Avenir Next" w:hAnsi="Avenir Next"/>
+          <w:b/>
+          <w:i w:val="0"/>
+          <w:color w:val="1A1D26"/>
           <w:sz w:val="24"/>
+          <w:u w:val="none"/>
+          <w:rFonts w:ascii="Avenir Next" w:hAnsi="Avenir Next" w:cs="Avenir Next"/>
         </w:rPr>
-        <w:t>Read each question carefully. Do your best!</w:t>
+        <w:t xml:space="preserve">Name: </w:t>
+      </w:r>
+      <w:r>
+        <w:rPr>
+          <w:rFonts w:ascii="Avenir Next" w:hAnsi="Avenir Next"/>
+          <w:b w:val="0"/>
+          <w:i w:val="0"/>
+          <w:color w:val="1A1D26"/>
+          <w:sz w:val="24"/>
+          <w:u w:val="single"/>
+          <w:rFonts w:ascii="Avenir Next" w:hAnsi="Avenir Next" w:cs="Avenir Next"/>
+        </w:rPr>
+        <w:t>____________________________</w:t>
+      </w:r>
+      <w:r>
+        <w:rPr>
+          <w:rFonts w:ascii="Avenir Next" w:hAnsi="Avenir Next"/>
+          <w:b/>
+          <w:i w:val="0"/>
+          <w:color w:val="1A1D26"/>
+          <w:sz w:val="24"/>
+          <w:u w:val="none"/>
+          <w:rFonts w:ascii="Avenir Next" w:hAnsi="Avenir Next" w:cs="Avenir Next"/>
+        </w:rPr>
+        <w:t xml:space="preserve">    Homeroom:  </w:t>
+      </w:r>
+      <w:r>
+        <w:rPr>
+          <w:rFonts w:ascii="Avenir Next" w:hAnsi="Avenir Next"/>
+          <w:b w:val="0"/>
+          <w:i w:val="0"/>
+          <w:color w:val="1A1D26"/>
+          <w:sz w:val="24"/>
+          <w:u w:val="none"/>
+          <w:rFonts w:ascii="Avenir Next" w:hAnsi="Avenir Next" w:cs="Avenir Next"/>
+        </w:rPr>
+        <w:t>○ 4A</w:t>
+      </w:r>
+      <w:r>
+        <w:rPr>
+          <w:rFonts w:ascii="Avenir Next" w:hAnsi="Avenir Next"/>
+          <w:b w:val="0"/>
+          <w:i w:val="0"/>
+          <w:color w:val="1A1D26"/>
+          <w:sz w:val="24"/>
+          <w:u w:val="none"/>
+          <w:rFonts w:ascii="Avenir Next" w:hAnsi="Avenir Next" w:cs="Avenir Next"/>
+        </w:rPr>
+        <w:t xml:space="preserve">  ○ 4B</w:t>
+      </w:r>
+      <w:r>
+        <w:rPr>
+          <w:rFonts w:ascii="Avenir Next" w:hAnsi="Avenir Next"/>
+          <w:b w:val="0"/>
+          <w:i w:val="0"/>
+          <w:color w:val="1A1D26"/>
+          <w:sz w:val="24"/>
+          <w:u w:val="none"/>
+          <w:rFonts w:ascii="Avenir Next" w:hAnsi="Avenir Next" w:cs="Avenir Next"/>
+        </w:rPr>
+        <w:t xml:space="preserve">  ○ 4C</w:t>
+      </w:r>
+      <w:r>
+        <w:rPr>
+          <w:rFonts w:ascii="Avenir Next" w:hAnsi="Avenir Next"/>
+          <w:b w:val="0"/>
+          <w:i w:val="0"/>
+          <w:color w:val="1A1D26"/>
+          <w:sz w:val="24"/>
+          <w:u w:val="none"/>
+          <w:rFonts w:ascii="Avenir Next" w:hAnsi="Avenir Next" w:cs="Avenir Next"/>
+        </w:rPr>
+        <w:t xml:space="preserve">  ○ 4D</w:t>
       </w:r>
     </w:p>
     <w:p>
       <w:pPr>
-        <w:spacing w:before="200" w:after="60"/>
+        <w:spacing w:before="0" w:after="80" w:line="360" w:lineRule="exact"/>
       </w:pPr>
       <w:r>
         <w:rPr>
+          <w:rFonts w:ascii="Avenir Next" w:hAnsi="Avenir Next"/>
           <w:b/>
-          <w:color w:val="C05014"/>
-          <w:sz w:val="26"/>
+          <w:i w:val="0"/>
+          <w:color w:val="5B6770"/>
+          <w:sz w:val="24"/>
+          <w:u w:val="none"/>
+          <w:rFonts w:ascii="Avenir Next" w:hAnsi="Avenir Next" w:cs="Avenir Next"/>
         </w:rPr>
-        <w:t>1.</w:t>
+        <w:t>Notes today:   ○ OPEN NOTE     ○ CLOSED NOTE</w:t>
+      </w:r>
+      <w:r>
+        <w:rPr>
+          <w:rFonts w:ascii="Avenir Next" w:hAnsi="Avenir Next"/>
+          <w:b w:val="0"/>
+          <w:i/>
+          <w:color w:val="4A5268"/>
+          <w:sz w:val="22"/>
+          <w:u w:val="none"/>
+          <w:rFonts w:ascii="Avenir Next" w:hAnsi="Avenir Next" w:cs="Avenir Next"/>
+        </w:rPr>
+        <w:t xml:space="preserve">      (teacher circles one)</w:t>
+      </w:r>
+    </w:p>
+    <w:tbl>
+      <w:tblPr>
+        <w:tblW w:type="auto" w:w="0"/>
+        <w:tblLook w:firstColumn="1" w:firstRow="1" w:lastColumn="0" w:lastRow="0" w:noHBand="0" w:noVBand="1" w:val="04A0"/>
+        <w:tblBorders>
+          <w:top w:val="none"/>
+          <w:left w:val="none"/>
+          <w:bottom w:val="none"/>
+          <w:right w:val="none"/>
+          <w:insideH w:val="none"/>
+          <w:insideV w:val="none"/>
+        </w:tblBorders>
+      </w:tblPr>
+      <w:tblGrid>
+        <w:gridCol w:w="10656"/>
+      </w:tblGrid>
+      <w:tr>
+        <w:tc>
+          <w:tcPr>
+            <w:tcW w:type="dxa" w:w="10656"/>
+            <w:tcMar>
+              <w:top w:w="60" w:type="dxa"/>
+              <w:left w:w="120" w:type="dxa"/>
+              <w:bottom w:w="60" w:type="dxa"/>
+              <w:right w:w="120" w:type="dxa"/>
+            </w:tcMar>
+            <w:shd w:val="clear" w:color="auto" w:fill="F6F7F9"/>
+            <w:tcBorders>
+              <w:left w:val="single" w:sz="16" w:color="0E8A97"/>
+            </w:tcBorders>
+          </w:tcPr>
+          <w:p>
+            <w:pPr>
+              <w:jc w:val="right"/>
+            </w:pPr>
+            <w:r>
+              <w:rPr>
+                <w:rFonts w:ascii="Avenir Next" w:hAnsi="Avenir Next"/>
+                <w:b/>
+                <w:i w:val="0"/>
+                <w:color w:val="5B6770"/>
+                <w:sz w:val="24"/>
+                <w:u w:val="none"/>
+                <w:rFonts w:ascii="Avenir Next" w:hAnsi="Avenir Next" w:cs="Avenir Next"/>
+              </w:rPr>
+              <w:t xml:space="preserve">SCORE:  </w:t>
+            </w:r>
+            <w:r>
+              <w:rPr>
+                <w:rFonts w:ascii="Avenir Next" w:hAnsi="Avenir Next"/>
+                <w:b w:val="0"/>
+                <w:i w:val="0"/>
+                <w:color w:val="1A1D26"/>
+                <w:sz w:val="29"/>
+                <w:u w:val="single"/>
+                <w:rFonts w:ascii="Avenir Next" w:hAnsi="Avenir Next" w:cs="Avenir Next"/>
+              </w:rPr>
+              <w:t>_____</w:t>
+            </w:r>
+            <w:r>
+              <w:rPr>
+                <w:rFonts w:ascii="Avenir Next" w:hAnsi="Avenir Next"/>
+                <w:b/>
+                <w:i w:val="0"/>
+                <w:color w:val="1A1D26"/>
+                <w:sz w:val="29"/>
+                <w:u w:val="none"/>
+                <w:rFonts w:ascii="Avenir Next" w:hAnsi="Avenir Next" w:cs="Avenir Next"/>
+              </w:rPr>
+              <w:t xml:space="preserve"> / 12      </w:t>
+            </w:r>
+            <w:r>
+              <w:rPr>
+                <w:rFonts w:ascii="Avenir Next" w:hAnsi="Avenir Next"/>
+                <w:b w:val="0"/>
+                <w:i w:val="0"/>
+                <w:color w:val="1A1D26"/>
+                <w:sz w:val="29"/>
+                <w:u w:val="single"/>
+                <w:rFonts w:ascii="Avenir Next" w:hAnsi="Avenir Next" w:cs="Avenir Next"/>
+              </w:rPr>
+              <w:t>_______</w:t>
+            </w:r>
+            <w:r>
+              <w:rPr>
+                <w:rFonts w:ascii="Avenir Next" w:hAnsi="Avenir Next"/>
+                <w:b/>
+                <w:i w:val="0"/>
+                <w:color w:val="1A1D26"/>
+                <w:sz w:val="29"/>
+                <w:u w:val="none"/>
+                <w:rFonts w:ascii="Avenir Next" w:hAnsi="Avenir Next" w:cs="Avenir Next"/>
+              </w:rPr>
+              <w:t xml:space="preserve"> %</w:t>
+            </w:r>
+          </w:p>
+        </w:tc>
+      </w:tr>
+    </w:tbl>
+    <w:p>
+      <w:pPr>
+        <w:spacing w:before="160" w:after="40" w:line="400" w:lineRule="exact"/>
+      </w:pPr>
+      <w:r>
+        <w:rPr>
+          <w:rFonts w:ascii="Avenir Next" w:hAnsi="Avenir Next"/>
+          <w:b/>
+          <w:i w:val="0"/>
+          <w:color w:val="0E8A97"/>
+          <w:sz w:val="29"/>
+          <w:u w:val="none"/>
+          <w:rFonts w:ascii="Avenir Next" w:hAnsi="Avenir Next" w:cs="Avenir Next"/>
+        </w:rPr>
+        <w:t xml:space="preserve">1.  </w:t>
+      </w:r>
+      <w:r>
+        <w:rPr>
+          <w:rFonts w:ascii="Avenir Next" w:hAnsi="Avenir Next"/>
+          <w:b/>
+          <w:i w:val="0"/>
+          <w:color w:val="1A1D26"/>
+          <w:sz w:val="29"/>
+          <w:u w:val="none"/>
+          <w:rFonts w:ascii="Avenir Next" w:hAnsi="Avenir Next" w:cs="Avenir Next"/>
+        </w:rPr>
+        <w:t>Motion is …</w:t>
+      </w:r>
+      <w:r>
+        <w:rPr>
+          <w:rFonts w:ascii="Avenir Next" w:hAnsi="Avenir Next"/>
+          <w:b w:val="0"/>
+          <w:i/>
+          <w:color w:val="4A5268"/>
+          <w:sz w:val="22"/>
+          <w:u w:val="none"/>
+          <w:rFonts w:ascii="Avenir Next" w:hAnsi="Avenir Next" w:cs="Avenir Next"/>
+        </w:rPr>
+        <w:t xml:space="preserve">   (1 pt)</w:t>
       </w:r>
     </w:p>
     <w:p>
       <w:pPr>
-        <w:spacing w:after="80"/>
+        <w:spacing w:before="0" w:after="20" w:line="400" w:lineRule="exact"/>
+        <w:ind w:left="432"/>
       </w:pPr>
       <w:r>
         <w:rPr>
+          <w:rFonts w:ascii="Avenir Next" w:hAnsi="Avenir Next"/>
+          <w:b/>
           <w:i w:val="0"/>
-          <w:color w:val="444444"/>
-          <w:sz w:val="24"/>
+          <w:color w:val="0F5A5C"/>
+          <w:sz w:val="28"/>
+          <w:u w:val="none"/>
+          <w:rFonts w:ascii="Avenir Next" w:hAnsi="Avenir Next" w:cs="Avenir Next"/>
         </w:rPr>
-        <w:t>Motion is ______.</w:t>
+        <w:t xml:space="preserve">a)  </w:t>
+      </w:r>
+      <w:r>
+        <w:rPr>
+          <w:rFonts w:ascii="Avenir Next" w:hAnsi="Avenir Next"/>
+          <w:b w:val="0"/>
+          <w:i w:val="0"/>
+          <w:color w:val="1A1D26"/>
+          <w:sz w:val="28"/>
+          <w:u w:val="none"/>
+          <w:rFonts w:ascii="Avenir Next" w:hAnsi="Avenir Next" w:cs="Avenir Next"/>
+        </w:rPr>
+        <w:t>the process of an object changing position</w:t>
       </w:r>
     </w:p>
     <w:p>
       <w:pPr>
-        <w:spacing w:after="80"/>
+        <w:spacing w:before="0" w:after="20" w:line="400" w:lineRule="exact"/>
+        <w:ind w:left="432"/>
       </w:pPr>
       <w:r>
         <w:rPr>
+          <w:rFonts w:ascii="Avenir Next" w:hAnsi="Avenir Next"/>
+          <w:b/>
           <w:i w:val="0"/>
-          <w:color w:val="444444"/>
-          <w:sz w:val="24"/>
+          <w:color w:val="0F5A5C"/>
+          <w:sz w:val="28"/>
+          <w:u w:val="none"/>
+          <w:rFonts w:ascii="Avenir Next" w:hAnsi="Avenir Next" w:cs="Avenir Next"/>
         </w:rPr>
-        <w:t>a) the process of an object changing position      b) how fast something goes</w:t>
+        <w:t xml:space="preserve">b)  </w:t>
+      </w:r>
+      <w:r>
+        <w:rPr>
+          <w:rFonts w:ascii="Avenir Next" w:hAnsi="Avenir Next"/>
+          <w:b w:val="0"/>
+          <w:i w:val="0"/>
+          <w:color w:val="1A1D26"/>
+          <w:sz w:val="28"/>
+          <w:u w:val="none"/>
+          <w:rFonts w:ascii="Avenir Next" w:hAnsi="Avenir Next" w:cs="Avenir Next"/>
+        </w:rPr>
+        <w:t>how fast something goes</w:t>
       </w:r>
     </w:p>
     <w:p>
       <w:pPr>
-        <w:spacing w:after="40"/>
+        <w:spacing w:before="0" w:after="20" w:line="400" w:lineRule="exact"/>
+        <w:ind w:left="432"/>
       </w:pPr>
       <w:r>
         <w:rPr>
+          <w:rFonts w:ascii="Avenir Next" w:hAnsi="Avenir Next"/>
+          <w:b/>
           <w:i w:val="0"/>
-          <w:color w:val="444444"/>
-          <w:sz w:val="24"/>
+          <w:color w:val="0F5A5C"/>
+          <w:sz w:val="28"/>
+          <w:u w:val="none"/>
+          <w:rFonts w:ascii="Avenir Next" w:hAnsi="Avenir Next" w:cs="Avenir Next"/>
         </w:rPr>
-        <w:t>c) a kind of stored energy      d) a visible substance</w:t>
+        <w:t xml:space="preserve">c)  </w:t>
+      </w:r>
+      <w:r>
+        <w:rPr>
+          <w:rFonts w:ascii="Avenir Next" w:hAnsi="Avenir Next"/>
+          <w:b w:val="0"/>
+          <w:i w:val="0"/>
+          <w:color w:val="1A1D26"/>
+          <w:sz w:val="28"/>
+          <w:u w:val="none"/>
+          <w:rFonts w:ascii="Avenir Next" w:hAnsi="Avenir Next" w:cs="Avenir Next"/>
+        </w:rPr>
+        <w:t>a kind of stored energy</w:t>
       </w:r>
     </w:p>
     <w:p>
       <w:pPr>
-        <w:spacing w:after="120"/>
+        <w:spacing w:before="0" w:after="20" w:line="400" w:lineRule="exact"/>
+        <w:ind w:left="432"/>
       </w:pPr>
       <w:r>
         <w:rPr>
+          <w:rFonts w:ascii="Avenir Next" w:hAnsi="Avenir Next"/>
+          <w:b/>
           <w:i w:val="0"/>
-          <w:color w:val="444444"/>
+          <w:color w:val="0F5A5C"/>
+          <w:sz w:val="28"/>
+          <w:u w:val="none"/>
+          <w:rFonts w:ascii="Avenir Next" w:hAnsi="Avenir Next" w:cs="Avenir Next"/>
+        </w:rPr>
+        <w:t xml:space="preserve">d)  </w:t>
+      </w:r>
+      <w:r>
+        <w:rPr>
+          <w:rFonts w:ascii="Avenir Next" w:hAnsi="Avenir Next"/>
+          <w:b w:val="0"/>
+          <w:i w:val="0"/>
+          <w:color w:val="1A1D26"/>
+          <w:sz w:val="28"/>
+          <w:u w:val="none"/>
+          <w:rFonts w:ascii="Avenir Next" w:hAnsi="Avenir Next" w:cs="Avenir Next"/>
+        </w:rPr>
+        <w:t>a visible substance</w:t>
+      </w:r>
+    </w:p>
+    <w:p>
+      <w:pPr>
+        <w:spacing w:before="160" w:after="40" w:line="400" w:lineRule="exact"/>
+      </w:pPr>
+      <w:r>
+        <w:rPr>
+          <w:rFonts w:ascii="Avenir Next" w:hAnsi="Avenir Next"/>
+          <w:b/>
+          <w:i w:val="0"/>
+          <w:color w:val="0E8A97"/>
+          <w:sz w:val="29"/>
+          <w:u w:val="none"/>
+          <w:rFonts w:ascii="Avenir Next" w:hAnsi="Avenir Next" w:cs="Avenir Next"/>
+        </w:rPr>
+        <w:t xml:space="preserve">2.  </w:t>
+      </w:r>
+      <w:r>
+        <w:rPr>
+          <w:rFonts w:ascii="Avenir Next" w:hAnsi="Avenir Next"/>
+          <w:b/>
+          <w:i w:val="0"/>
+          <w:color w:val="1A1D26"/>
+          <w:sz w:val="29"/>
+          <w:u w:val="none"/>
+          <w:rFonts w:ascii="Avenir Next" w:hAnsi="Avenir Next" w:cs="Avenir Next"/>
+        </w:rPr>
+        <w:t>A moving object has …</w:t>
+      </w:r>
+      <w:r>
+        <w:rPr>
+          <w:rFonts w:ascii="Avenir Next" w:hAnsi="Avenir Next"/>
+          <w:b w:val="0"/>
+          <w:i/>
+          <w:color w:val="4A5268"/>
           <w:sz w:val="22"/>
+          <w:u w:val="none"/>
+          <w:rFonts w:ascii="Avenir Next" w:hAnsi="Avenir Next" w:cs="Avenir Next"/>
+        </w:rPr>
+        <w:t xml:space="preserve">   (1 pt)</w:t>
+      </w:r>
+    </w:p>
+    <w:p>
+      <w:pPr>
+        <w:spacing w:before="0" w:after="20" w:line="400" w:lineRule="exact"/>
+        <w:ind w:left="432"/>
+      </w:pPr>
+      <w:r>
+        <w:rPr>
+          <w:rFonts w:ascii="Avenir Next" w:hAnsi="Avenir Next"/>
+          <w:b/>
+          <w:i w:val="0"/>
+          <w:color w:val="0F5A5C"/>
+          <w:sz w:val="28"/>
+          <w:u w:val="none"/>
+          <w:rFonts w:ascii="Avenir Next" w:hAnsi="Avenir Next" w:cs="Avenir Next"/>
+        </w:rPr>
+        <w:t xml:space="preserve">a)  </w:t>
+      </w:r>
+      <w:r>
+        <w:rPr>
+          <w:rFonts w:ascii="Avenir Next" w:hAnsi="Avenir Next"/>
+          <w:b w:val="0"/>
+          <w:i w:val="0"/>
+          <w:color w:val="1A1D26"/>
+          <w:sz w:val="28"/>
+          <w:u w:val="none"/>
+          <w:rFonts w:ascii="Avenir Next" w:hAnsi="Avenir Next" w:cs="Avenir Next"/>
+        </w:rPr>
+        <w:t>stored energy only</w:t>
+      </w:r>
+    </w:p>
+    <w:p>
+      <w:pPr>
+        <w:spacing w:before="0" w:after="20" w:line="400" w:lineRule="exact"/>
+        <w:ind w:left="432"/>
+      </w:pPr>
+      <w:r>
+        <w:rPr>
+          <w:rFonts w:ascii="Avenir Next" w:hAnsi="Avenir Next"/>
+          <w:b/>
+          <w:i w:val="0"/>
+          <w:color w:val="0F5A5C"/>
+          <w:sz w:val="28"/>
+          <w:u w:val="none"/>
+          <w:rFonts w:ascii="Avenir Next" w:hAnsi="Avenir Next" w:cs="Avenir Next"/>
+        </w:rPr>
+        <w:t xml:space="preserve">b)  </w:t>
+      </w:r>
+      <w:r>
+        <w:rPr>
+          <w:rFonts w:ascii="Avenir Next" w:hAnsi="Avenir Next"/>
+          <w:b w:val="0"/>
+          <w:i w:val="0"/>
+          <w:color w:val="1A1D26"/>
+          <w:sz w:val="28"/>
+          <w:u w:val="none"/>
+          <w:rFonts w:ascii="Avenir Next" w:hAnsi="Avenir Next" w:cs="Avenir Next"/>
+        </w:rPr>
+        <w:t>energy of motion</w:t>
+      </w:r>
+    </w:p>
+    <w:p>
+      <w:pPr>
+        <w:spacing w:before="0" w:after="20" w:line="400" w:lineRule="exact"/>
+        <w:ind w:left="432"/>
+      </w:pPr>
+      <w:r>
+        <w:rPr>
+          <w:rFonts w:ascii="Avenir Next" w:hAnsi="Avenir Next"/>
+          <w:b/>
+          <w:i w:val="0"/>
+          <w:color w:val="0F5A5C"/>
+          <w:sz w:val="28"/>
+          <w:u w:val="none"/>
+          <w:rFonts w:ascii="Avenir Next" w:hAnsi="Avenir Next" w:cs="Avenir Next"/>
+        </w:rPr>
+        <w:t xml:space="preserve">c)  </w:t>
+      </w:r>
+      <w:r>
+        <w:rPr>
+          <w:rFonts w:ascii="Avenir Next" w:hAnsi="Avenir Next"/>
+          <w:b w:val="0"/>
+          <w:i w:val="0"/>
+          <w:color w:val="1A1D26"/>
+          <w:sz w:val="28"/>
+          <w:u w:val="none"/>
+          <w:rFonts w:ascii="Avenir Next" w:hAnsi="Avenir Next" w:cs="Avenir Next"/>
+        </w:rPr>
+        <w:t>no energy</w:t>
+      </w:r>
+    </w:p>
+    <w:p>
+      <w:pPr>
+        <w:spacing w:before="0" w:after="20" w:line="400" w:lineRule="exact"/>
+        <w:ind w:left="432"/>
+      </w:pPr>
+      <w:r>
+        <w:rPr>
+          <w:rFonts w:ascii="Avenir Next" w:hAnsi="Avenir Next"/>
+          <w:b/>
+          <w:i w:val="0"/>
+          <w:color w:val="0F5A5C"/>
+          <w:sz w:val="28"/>
+          <w:u w:val="none"/>
+          <w:rFonts w:ascii="Avenir Next" w:hAnsi="Avenir Next" w:cs="Avenir Next"/>
+        </w:rPr>
+        <w:t xml:space="preserve">d)  </w:t>
+      </w:r>
+      <w:r>
+        <w:rPr>
+          <w:rFonts w:ascii="Avenir Next" w:hAnsi="Avenir Next"/>
+          <w:b w:val="0"/>
+          <w:i w:val="0"/>
+          <w:color w:val="1A1D26"/>
+          <w:sz w:val="28"/>
+          <w:u w:val="none"/>
+          <w:rFonts w:ascii="Avenir Next" w:hAnsi="Avenir Next" w:cs="Avenir Next"/>
+        </w:rPr>
+        <w:t>energy we can see</w:t>
+      </w:r>
+    </w:p>
+    <w:p>
+      <w:pPr>
+        <w:spacing w:before="160" w:after="40" w:line="400" w:lineRule="exact"/>
+      </w:pPr>
+      <w:r>
+        <w:rPr>
+          <w:rFonts w:ascii="Avenir Next" w:hAnsi="Avenir Next"/>
+          <w:b/>
+          <w:i w:val="0"/>
+          <w:color w:val="0E8A97"/>
+          <w:sz w:val="29"/>
+          <w:u w:val="none"/>
+          <w:rFonts w:ascii="Avenir Next" w:hAnsi="Avenir Next" w:cs="Avenir Next"/>
+        </w:rPr>
+        <w:t xml:space="preserve">3.  </w:t>
+      </w:r>
+      <w:r>
+        <w:rPr>
+          <w:rFonts w:ascii="Avenir Next" w:hAnsi="Avenir Next"/>
+          <w:b/>
+          <w:i w:val="0"/>
+          <w:color w:val="1A1D26"/>
+          <w:sz w:val="29"/>
+          <w:u w:val="none"/>
+          <w:rFonts w:ascii="Avenir Next" w:hAnsi="Avenir Next" w:cs="Avenir Next"/>
+        </w:rPr>
+        <w:t>A student rolls a marble into a still marble. The still marble starts to move.</w:t>
+      </w:r>
+      <w:r>
+        <w:rPr>
+          <w:rFonts w:ascii="Avenir Next" w:hAnsi="Avenir Next"/>
+          <w:b w:val="0"/>
+          <w:i/>
+          <w:color w:val="4A5268"/>
+          <w:sz w:val="22"/>
+          <w:u w:val="none"/>
+          <w:rFonts w:ascii="Avenir Next" w:hAnsi="Avenir Next" w:cs="Avenir Next"/>
+        </w:rPr>
+        <w:t xml:space="preserve">   (2 pts)</w:t>
+      </w:r>
+    </w:p>
+    <w:p>
+      <w:pPr>
+        <w:spacing w:before="0" w:after="20"/>
+      </w:pPr>
+      <w:r>
+        <w:rPr>
+          <w:rFonts w:ascii="Avenir Next" w:hAnsi="Avenir Next"/>
+          <w:b/>
+          <w:i w:val="0"/>
+          <w:color w:val="1A1D26"/>
+          <w:sz w:val="28"/>
+          <w:u w:val="none"/>
+          <w:rFonts w:ascii="Avenir Next" w:hAnsi="Avenir Next" w:cs="Avenir Next"/>
+        </w:rPr>
+        <w:t>What was the moving object?</w:t>
+      </w:r>
+    </w:p>
+    <w:tbl>
+      <w:tblPr>
+        <w:tblW w:type="auto" w:w="0"/>
+        <w:tblLook w:firstColumn="1" w:firstRow="1" w:lastColumn="0" w:lastRow="0" w:noHBand="0" w:noVBand="1" w:val="04A0"/>
+        <w:tblBorders>
+          <w:top w:val="none"/>
+          <w:left w:val="none"/>
+          <w:bottom w:val="none"/>
+          <w:right w:val="none"/>
+          <w:insideH w:val="none"/>
+          <w:insideV w:val="none"/>
+        </w:tblBorders>
+      </w:tblPr>
+      <w:tblGrid>
+        <w:gridCol w:w="10656"/>
+      </w:tblGrid>
+      <w:tr>
+        <w:trPr>
+          <w:trHeight w:val="560" w:hRule="exact"/>
+        </w:trPr>
+        <w:tc>
+          <w:tcPr>
+            <w:tcW w:type="dxa" w:w="10656"/>
+            <w:tcMar>
+              <w:top w:w="0" w:type="dxa"/>
+              <w:left w:w="0" w:type="dxa"/>
+              <w:bottom w:w="0" w:type="dxa"/>
+              <w:right w:w="0" w:type="dxa"/>
+            </w:tcMar>
+            <w:tcBorders>
+              <w:bottom w:val="single" w:sz="8" w:color="1A1D26"/>
+            </w:tcBorders>
+          </w:tcPr>
+          <w:p>
+            <w:pPr>
+              <w:spacing w:before="0" w:after="0" w:line="40" w:lineRule="exact"/>
+            </w:pPr>
+            <w:r>
+              <w:rPr>
+                <w:rFonts w:ascii="Avenir Next" w:hAnsi="Avenir Next"/>
+                <w:b w:val="0"/>
+                <w:i w:val="0"/>
+                <w:color w:val="1A1D26"/>
+                <w:sz w:val="4"/>
+                <w:u w:val="none"/>
+                <w:rFonts w:ascii="Avenir Next" w:hAnsi="Avenir Next" w:cs="Avenir Next"/>
+              </w:rPr>
+            </w:r>
+          </w:p>
+        </w:tc>
+      </w:tr>
+    </w:tbl>
+    <w:p>
+      <w:pPr>
+        <w:spacing w:before="0" w:after="20"/>
+      </w:pPr>
+      <w:r>
+        <w:rPr>
+          <w:rFonts w:ascii="Avenir Next" w:hAnsi="Avenir Next"/>
+          <w:b/>
+          <w:i w:val="0"/>
+          <w:color w:val="1A1D26"/>
+          <w:sz w:val="28"/>
+          <w:u w:val="none"/>
+          <w:rFonts w:ascii="Avenir Next" w:hAnsi="Avenir Next" w:cs="Avenir Next"/>
+        </w:rPr>
+        <w:t>What changed?</w:t>
+      </w:r>
+    </w:p>
+    <w:tbl>
+      <w:tblPr>
+        <w:tblW w:type="auto" w:w="0"/>
+        <w:tblLook w:firstColumn="1" w:firstRow="1" w:lastColumn="0" w:lastRow="0" w:noHBand="0" w:noVBand="1" w:val="04A0"/>
+        <w:tblBorders>
+          <w:top w:val="none"/>
+          <w:left w:val="none"/>
+          <w:bottom w:val="none"/>
+          <w:right w:val="none"/>
+          <w:insideH w:val="none"/>
+          <w:insideV w:val="none"/>
+        </w:tblBorders>
+      </w:tblPr>
+      <w:tblGrid>
+        <w:gridCol w:w="10656"/>
+      </w:tblGrid>
+      <w:tr>
+        <w:trPr>
+          <w:trHeight w:val="560" w:hRule="exact"/>
+        </w:trPr>
+        <w:tc>
+          <w:tcPr>
+            <w:tcW w:type="dxa" w:w="10656"/>
+            <w:tcMar>
+              <w:top w:w="0" w:type="dxa"/>
+              <w:left w:w="0" w:type="dxa"/>
+              <w:bottom w:w="0" w:type="dxa"/>
+              <w:right w:w="0" w:type="dxa"/>
+            </w:tcMar>
+            <w:tcBorders>
+              <w:bottom w:val="single" w:sz="8" w:color="1A1D26"/>
+            </w:tcBorders>
+          </w:tcPr>
+          <w:p>
+            <w:pPr>
+              <w:spacing w:before="0" w:after="0" w:line="40" w:lineRule="exact"/>
+            </w:pPr>
+            <w:r>
+              <w:rPr>
+                <w:rFonts w:ascii="Avenir Next" w:hAnsi="Avenir Next"/>
+                <w:b w:val="0"/>
+                <w:i w:val="0"/>
+                <w:color w:val="1A1D26"/>
+                <w:sz w:val="4"/>
+                <w:u w:val="none"/>
+                <w:rFonts w:ascii="Avenir Next" w:hAnsi="Avenir Next" w:cs="Avenir Next"/>
+              </w:rPr>
+            </w:r>
+          </w:p>
+        </w:tc>
+      </w:tr>
+    </w:tbl>
+    <w:p>
+      <w:pPr>
+        <w:spacing w:before="160" w:after="40" w:line="400" w:lineRule="exact"/>
+      </w:pPr>
+      <w:r>
+        <w:rPr>
+          <w:rFonts w:ascii="Avenir Next" w:hAnsi="Avenir Next"/>
+          <w:b/>
+          <w:i w:val="0"/>
+          <w:color w:val="0E8A97"/>
+          <w:sz w:val="29"/>
+          <w:u w:val="none"/>
+          <w:rFonts w:ascii="Avenir Next" w:hAnsi="Avenir Next" w:cs="Avenir Next"/>
+        </w:rPr>
+        <w:t xml:space="preserve">4.  </w:t>
+      </w:r>
+      <w:r>
+        <w:rPr>
+          <w:rFonts w:ascii="Avenir Next" w:hAnsi="Avenir Next"/>
+          <w:b/>
+          <w:i w:val="0"/>
+          <w:color w:val="1A1D26"/>
+          <w:sz w:val="29"/>
+          <w:u w:val="none"/>
+          <w:rFonts w:ascii="Avenir Next" w:hAnsi="Avenir Next" w:cs="Avenir Next"/>
+        </w:rPr>
+        <w:t>Energy is the ability to …</w:t>
+      </w:r>
+      <w:r>
+        <w:rPr>
+          <w:rFonts w:ascii="Avenir Next" w:hAnsi="Avenir Next"/>
+          <w:b w:val="0"/>
+          <w:i/>
+          <w:color w:val="4A5268"/>
+          <w:sz w:val="22"/>
+          <w:u w:val="none"/>
+          <w:rFonts w:ascii="Avenir Next" w:hAnsi="Avenir Next" w:cs="Avenir Next"/>
+        </w:rPr>
+        <w:t xml:space="preserve">   (1 pt)</w:t>
+      </w:r>
+    </w:p>
+    <w:p>
+      <w:pPr>
+        <w:spacing w:before="0" w:after="20" w:line="400" w:lineRule="exact"/>
+        <w:ind w:left="432"/>
+      </w:pPr>
+      <w:r>
+        <w:rPr>
+          <w:rFonts w:ascii="Avenir Next" w:hAnsi="Avenir Next"/>
+          <w:b/>
+          <w:i w:val="0"/>
+          <w:color w:val="0F5A5C"/>
+          <w:sz w:val="28"/>
+          <w:u w:val="none"/>
+          <w:rFonts w:ascii="Avenir Next" w:hAnsi="Avenir Next" w:cs="Avenir Next"/>
+        </w:rPr>
+        <w:t xml:space="preserve">a)  </w:t>
+      </w:r>
+      <w:r>
+        <w:rPr>
+          <w:rFonts w:ascii="Avenir Next" w:hAnsi="Avenir Next"/>
+          <w:b w:val="0"/>
+          <w:i w:val="0"/>
+          <w:color w:val="1A1D26"/>
+          <w:sz w:val="28"/>
+          <w:u w:val="none"/>
+          <w:rFonts w:ascii="Avenir Next" w:hAnsi="Avenir Next" w:cs="Avenir Next"/>
+        </w:rPr>
+        <w:t>cause change</w:t>
+      </w:r>
+    </w:p>
+    <w:p>
+      <w:pPr>
+        <w:spacing w:before="0" w:after="20" w:line="400" w:lineRule="exact"/>
+        <w:ind w:left="432"/>
+      </w:pPr>
+      <w:r>
+        <w:rPr>
+          <w:rFonts w:ascii="Avenir Next" w:hAnsi="Avenir Next"/>
+          <w:b/>
+          <w:i w:val="0"/>
+          <w:color w:val="0F5A5C"/>
+          <w:sz w:val="28"/>
+          <w:u w:val="none"/>
+          <w:rFonts w:ascii="Avenir Next" w:hAnsi="Avenir Next" w:cs="Avenir Next"/>
+        </w:rPr>
+        <w:t xml:space="preserve">b)  </w:t>
+      </w:r>
+      <w:r>
+        <w:rPr>
+          <w:rFonts w:ascii="Avenir Next" w:hAnsi="Avenir Next"/>
+          <w:b w:val="0"/>
+          <w:i w:val="0"/>
+          <w:color w:val="1A1D26"/>
+          <w:sz w:val="28"/>
+          <w:u w:val="none"/>
+          <w:rFonts w:ascii="Avenir Next" w:hAnsi="Avenir Next" w:cs="Avenir Next"/>
+        </w:rPr>
+        <w:t>be seen</w:t>
+      </w:r>
+    </w:p>
+    <w:p>
+      <w:pPr>
+        <w:spacing w:before="0" w:after="20" w:line="400" w:lineRule="exact"/>
+        <w:ind w:left="432"/>
+      </w:pPr>
+      <w:r>
+        <w:rPr>
+          <w:rFonts w:ascii="Avenir Next" w:hAnsi="Avenir Next"/>
+          <w:b/>
+          <w:i w:val="0"/>
+          <w:color w:val="0F5A5C"/>
+          <w:sz w:val="28"/>
+          <w:u w:val="none"/>
+          <w:rFonts w:ascii="Avenir Next" w:hAnsi="Avenir Next" w:cs="Avenir Next"/>
+        </w:rPr>
+        <w:t xml:space="preserve">c)  </w:t>
+      </w:r>
+      <w:r>
+        <w:rPr>
+          <w:rFonts w:ascii="Avenir Next" w:hAnsi="Avenir Next"/>
+          <w:b w:val="0"/>
+          <w:i w:val="0"/>
+          <w:color w:val="1A1D26"/>
+          <w:sz w:val="28"/>
+          <w:u w:val="none"/>
+          <w:rFonts w:ascii="Avenir Next" w:hAnsi="Avenir Next" w:cs="Avenir Next"/>
+        </w:rPr>
+        <w:t>stay still</w:t>
+      </w:r>
+    </w:p>
+    <w:p>
+      <w:pPr>
+        <w:spacing w:before="0" w:after="20" w:line="400" w:lineRule="exact"/>
+        <w:ind w:left="432"/>
+      </w:pPr>
+      <w:r>
+        <w:rPr>
+          <w:rFonts w:ascii="Avenir Next" w:hAnsi="Avenir Next"/>
+          <w:b/>
+          <w:i w:val="0"/>
+          <w:color w:val="0F5A5C"/>
+          <w:sz w:val="28"/>
+          <w:u w:val="none"/>
+          <w:rFonts w:ascii="Avenir Next" w:hAnsi="Avenir Next" w:cs="Avenir Next"/>
+        </w:rPr>
+        <w:t xml:space="preserve">d)  </w:t>
+      </w:r>
+      <w:r>
+        <w:rPr>
+          <w:rFonts w:ascii="Avenir Next" w:hAnsi="Avenir Next"/>
+          <w:b w:val="0"/>
+          <w:i w:val="0"/>
+          <w:color w:val="1A1D26"/>
+          <w:sz w:val="28"/>
+          <w:u w:val="none"/>
+          <w:rFonts w:ascii="Avenir Next" w:hAnsi="Avenir Next" w:cs="Avenir Next"/>
+        </w:rPr>
+        <w:t>disappear</w:t>
+      </w:r>
+    </w:p>
+    <w:p>
+      <w:pPr>
+        <w:pageBreakBefore/>
+        <w:spacing w:before="0" w:after="0" w:line="20" w:lineRule="exact"/>
+      </w:pPr>
+      <w:r>
+        <w:rPr>
+          <w:sz w:val="2"/>
         </w:rPr>
       </w:r>
     </w:p>
     <w:p>
       <w:pPr>
-        <w:spacing w:before="200" w:after="60"/>
+        <w:spacing w:before="160" w:after="40" w:line="400" w:lineRule="exact"/>
       </w:pPr>
       <w:r>
         <w:rPr>
+          <w:rFonts w:ascii="Avenir Next" w:hAnsi="Avenir Next"/>
           <w:b/>
-          <w:color w:val="C05014"/>
-          <w:sz w:val="26"/>
+          <w:i w:val="0"/>
+          <w:color w:val="0E8A97"/>
+          <w:sz w:val="29"/>
+          <w:u w:val="none"/>
+          <w:rFonts w:ascii="Avenir Next" w:hAnsi="Avenir Next" w:cs="Avenir Next"/>
         </w:rPr>
-        <w:t>2.</w:t>
+        <w:t xml:space="preserve">5.  </w:t>
       </w:r>
-    </w:p>
-    <w:p>
-      <w:pPr>
-        <w:spacing w:after="80"/>
-      </w:pPr>
       <w:r>
         <w:rPr>
+          <w:rFonts w:ascii="Avenir Next" w:hAnsi="Avenir Next"/>
+          <w:b/>
           <w:i w:val="0"/>
-          <w:color w:val="444444"/>
-          <w:sz w:val="24"/>
+          <w:color w:val="1A1D26"/>
+          <w:sz w:val="29"/>
+          <w:u w:val="none"/>
+          <w:rFonts w:ascii="Avenir Next" w:hAnsi="Avenir Next" w:cs="Avenir Next"/>
         </w:rPr>
-        <w:t>A moving object has ______.</w:t>
+        <w:t>Draw the marble collision. Show the target before and after.</w:t>
       </w:r>
-    </w:p>
-    <w:p>
-      <w:pPr>
-        <w:spacing w:after="80"/>
-      </w:pPr>
       <w:r>
         <w:rPr>
-          <w:i w:val="0"/>
-          <w:color w:val="444444"/>
-          <w:sz w:val="24"/>
+          <w:rFonts w:ascii="Avenir Next" w:hAnsi="Avenir Next"/>
+          <w:b w:val="0"/>
+          <w:i/>
+          <w:color w:val="4A5268"/>
+          <w:sz w:val="22"/>
+          <w:u w:val="none"/>
+          <w:rFonts w:ascii="Avenir Next" w:hAnsi="Avenir Next" w:cs="Avenir Next"/>
         </w:rPr>
-        <w:t>a) stored energy only      b) energy of motion</w:t>
-      </w:r>
-    </w:p>
-    <w:p>
-      <w:pPr>
-        <w:spacing w:after="40"/>
-      </w:pPr>
-      <w:r>
-        <w:rPr>
-          <w:i w:val="0"/>
-          <w:color w:val="444444"/>
-          <w:sz w:val="24"/>
-        </w:rPr>
-        <w:t>c) no energy      d) evidence of speed</w:t>
-      </w:r>
-    </w:p>
-    <w:p>
-      <w:pPr>
-        <w:spacing w:after="120"/>
-      </w:pPr>
-      <w:r>
-        <w:rPr>
-          <w:i w:val="0"/>
-          <w:color w:val="444444"/>
-          <w:sz w:val="22"/>
-        </w:rPr>
-      </w:r>
-    </w:p>
-    <w:p>
-      <w:pPr>
-        <w:spacing w:before="200" w:after="60"/>
-      </w:pPr>
-      <w:r>
-        <w:rPr>
-          <w:b/>
-          <w:color w:val="C05014"/>
-          <w:sz w:val="26"/>
-        </w:rPr>
-        <w:t>3.</w:t>
-      </w:r>
-    </w:p>
-    <w:p>
-      <w:pPr>
-        <w:spacing w:after="80"/>
-      </w:pPr>
-      <w:r>
-        <w:rPr>
-          <w:i w:val="0"/>
-          <w:color w:val="444444"/>
-          <w:sz w:val="24"/>
-        </w:rPr>
-        <w:t>A student rolls a marble and it bumps a target marble. The target marble moves.</w:t>
-      </w:r>
-    </w:p>
-    <w:p>
-      <w:pPr>
-        <w:spacing w:after="40"/>
-      </w:pPr>
-      <w:r>
-        <w:rPr>
-          <w:i w:val="0"/>
-          <w:color w:val="444444"/>
-          <w:sz w:val="24"/>
-        </w:rPr>
-        <w:t>What is the moving object?</w:t>
-      </w:r>
-    </w:p>
-    <w:p>
-      <w:pPr>
-        <w:spacing w:before="40" w:after="100"/>
-        <w:pBdr>
-          <w:bottom w:val="single" w:sz="6" w:space="1" w:color="999999"/>
-        </w:pBdr>
-      </w:pPr>
-    </w:p>
-    <w:p>
-      <w:pPr>
-        <w:spacing w:after="40"/>
-      </w:pPr>
-      <w:r>
-        <w:rPr>
-          <w:i w:val="0"/>
-          <w:color w:val="444444"/>
-          <w:sz w:val="24"/>
-        </w:rPr>
-        <w:t>What changed?</w:t>
-      </w:r>
-    </w:p>
-    <w:p>
-      <w:pPr>
-        <w:spacing w:before="40" w:after="100"/>
-        <w:pBdr>
-          <w:bottom w:val="single" w:sz="6" w:space="1" w:color="999999"/>
-        </w:pBdr>
-      </w:pPr>
-    </w:p>
-    <w:p>
-      <w:pPr>
-        <w:spacing w:before="200" w:after="60"/>
-      </w:pPr>
-      <w:r>
-        <w:rPr>
-          <w:b/>
-          <w:color w:val="C05014"/>
-          <w:sz w:val="26"/>
-        </w:rPr>
-        <w:t>4.</w:t>
-      </w:r>
-    </w:p>
-    <w:p>
-      <w:pPr>
-        <w:spacing w:after="80"/>
-      </w:pPr>
-      <w:r>
-        <w:rPr>
-          <w:i w:val="0"/>
-          <w:color w:val="444444"/>
-          <w:sz w:val="24"/>
-        </w:rPr>
-        <w:t>Energy is the ability to ______.</w:t>
-      </w:r>
-    </w:p>
-    <w:p>
-      <w:pPr>
-        <w:spacing w:after="40"/>
-      </w:pPr>
-      <w:r>
-        <w:rPr>
-          <w:i w:val="0"/>
-          <w:color w:val="444444"/>
-          <w:sz w:val="24"/>
-        </w:rPr>
-        <w:t>a) cause change      b) be seen      c) stay still      d) disappear</w:t>
-      </w:r>
-    </w:p>
-    <w:p>
-      <w:pPr>
-        <w:spacing w:after="120"/>
-      </w:pPr>
-      <w:r>
-        <w:rPr>
-          <w:i w:val="0"/>
-          <w:color w:val="444444"/>
-          <w:sz w:val="22"/>
-        </w:rPr>
-      </w:r>
-    </w:p>
-    <w:p>
-      <w:pPr>
-        <w:spacing w:before="200" w:after="60"/>
-      </w:pPr>
-      <w:r>
-        <w:rPr>
-          <w:b/>
-          <w:color w:val="C05014"/>
-          <w:sz w:val="26"/>
-        </w:rPr>
-        <w:t>5.</w:t>
-      </w:r>
-    </w:p>
-    <w:p>
-      <w:pPr>
-        <w:spacing w:after="60"/>
-      </w:pPr>
-      <w:r>
-        <w:rPr>
-          <w:i w:val="0"/>
-          <w:color w:val="444444"/>
-          <w:sz w:val="24"/>
-        </w:rPr>
-        <w:t>Draw BEFORE and AFTER to show a moving object causing a change. Use arrows.</w:t>
+        <w:t xml:space="preserve">   (2 pts)</w:t>
       </w:r>
     </w:p>
     <w:tbl>
       <w:tblPr>
-        <w:tblStyle w:val="TableGrid"/>
         <w:tblW w:type="auto" w:w="0"/>
         <w:tblLook w:firstColumn="1" w:firstRow="1" w:lastColumn="0" w:lastRow="0" w:noHBand="0" w:noVBand="1" w:val="04A0"/>
+        <w:tblBorders>
+          <w:top w:val="none"/>
+          <w:left w:val="none"/>
+          <w:bottom w:val="none"/>
+          <w:right w:val="none"/>
+          <w:insideH w:val="none"/>
+          <w:insideV w:val="none"/>
+        </w:tblBorders>
       </w:tblPr>
       <w:tblGrid>
-        <w:gridCol w:w="4968"/>
-        <w:gridCol w:w="4968"/>
+        <w:gridCol w:w="5328"/>
+        <w:gridCol w:w="5328"/>
       </w:tblGrid>
       <w:tr>
+        <w:trPr>
+          <w:trHeight w:val="360" w:hRule="exact"/>
+        </w:trPr>
         <w:tc>
           <w:tcPr>
-            <w:tcW w:type="dxa" w:w="4968"/>
+            <w:tcW w:type="dxa" w:w="5184"/>
+            <w:tcMar>
+              <w:top w:w="40" w:type="dxa"/>
+              <w:left w:w="80" w:type="dxa"/>
+              <w:bottom w:w="40" w:type="dxa"/>
+              <w:right w:w="80" w:type="dxa"/>
+            </w:tcMar>
+            <w:shd w:val="clear" w:color="auto" w:fill="0F5A5C"/>
           </w:tcPr>
           <w:p>
+            <w:pPr>
+              <w:jc w:val="center"/>
+            </w:pPr>
             <w:r>
               <w:rPr>
+                <w:rFonts w:ascii="Avenir Next" w:hAnsi="Avenir Next"/>
                 <w:b/>
+                <w:i w:val="0"/>
+                <w:color w:val="FFFFFF"/>
+                <w:sz w:val="24"/>
+                <w:u w:val="none"/>
+                <w:rFonts w:ascii="Avenir Next" w:hAnsi="Avenir Next" w:cs="Avenir Next"/>
               </w:rPr>
               <w:t>BEFORE</w:t>
             </w:r>
@@ -344,12 +1036,28 @@
         </w:tc>
         <w:tc>
           <w:tcPr>
-            <w:tcW w:type="dxa" w:w="4968"/>
+            <w:tcW w:type="dxa" w:w="5184"/>
+            <w:tcMar>
+              <w:top w:w="40" w:type="dxa"/>
+              <w:left w:w="80" w:type="dxa"/>
+              <w:bottom w:w="40" w:type="dxa"/>
+              <w:right w:w="80" w:type="dxa"/>
+            </w:tcMar>
+            <w:shd w:val="clear" w:color="auto" w:fill="0F5A5C"/>
           </w:tcPr>
           <w:p>
+            <w:pPr>
+              <w:jc w:val="center"/>
+            </w:pPr>
             <w:r>
               <w:rPr>
+                <w:rFonts w:ascii="Avenir Next" w:hAnsi="Avenir Next"/>
                 <w:b/>
+                <w:i w:val="0"/>
+                <w:color w:val="FFFFFF"/>
+                <w:sz w:val="24"/>
+                <w:u w:val="none"/>
+                <w:rFonts w:ascii="Avenir Next" w:hAnsi="Avenir Next" w:cs="Avenir Next"/>
               </w:rPr>
               <w:t>AFTER</w:t>
             </w:r>
@@ -358,166 +1066,586 @@
       </w:tr>
       <w:tr>
         <w:trPr>
-          <w:trHeight w:val="1728"/>
+          <w:trHeight w:val="2880" w:hRule="exact"/>
         </w:trPr>
         <w:tc>
           <w:tcPr>
-            <w:tcW w:type="dxa" w:w="4968"/>
+            <w:tcW w:type="dxa" w:w="5184"/>
+            <w:tcMar>
+              <w:top w:w="40" w:type="dxa"/>
+              <w:left w:w="80" w:type="dxa"/>
+              <w:bottom w:w="40" w:type="dxa"/>
+              <w:right w:w="80" w:type="dxa"/>
+            </w:tcMar>
+            <w:tcBorders>
+              <w:top w:val="single" w:sz="8" w:color="0F5A5C"/>
+            </w:tcBorders>
+            <w:tcBorders>
+              <w:left w:val="single" w:sz="8" w:color="0F5A5C"/>
+            </w:tcBorders>
+            <w:tcBorders>
+              <w:bottom w:val="single" w:sz="8" w:color="0F5A5C"/>
+            </w:tcBorders>
+            <w:tcBorders>
+              <w:right w:val="single" w:sz="8" w:color="0F5A5C"/>
+            </w:tcBorders>
           </w:tcPr>
-          <w:p/>
+          <w:p>
+            <w:r>
+              <w:rPr>
+                <w:rFonts w:ascii="Avenir Next" w:hAnsi="Avenir Next"/>
+                <w:b w:val="0"/>
+                <w:i w:val="0"/>
+                <w:color w:val="1A1D26"/>
+                <w:sz w:val="4"/>
+                <w:u w:val="none"/>
+                <w:rFonts w:ascii="Avenir Next" w:hAnsi="Avenir Next" w:cs="Avenir Next"/>
+              </w:rPr>
+            </w:r>
+          </w:p>
         </w:tc>
         <w:tc>
           <w:tcPr>
-            <w:tcW w:type="dxa" w:w="4968"/>
+            <w:tcW w:type="dxa" w:w="5184"/>
+            <w:tcMar>
+              <w:top w:w="40" w:type="dxa"/>
+              <w:left w:w="80" w:type="dxa"/>
+              <w:bottom w:w="40" w:type="dxa"/>
+              <w:right w:w="80" w:type="dxa"/>
+            </w:tcMar>
+            <w:tcBorders>
+              <w:top w:val="single" w:sz="8" w:color="0F5A5C"/>
+            </w:tcBorders>
+            <w:tcBorders>
+              <w:left w:val="single" w:sz="8" w:color="0F5A5C"/>
+            </w:tcBorders>
+            <w:tcBorders>
+              <w:bottom w:val="single" w:sz="8" w:color="0F5A5C"/>
+            </w:tcBorders>
+            <w:tcBorders>
+              <w:right w:val="single" w:sz="8" w:color="0F5A5C"/>
+            </w:tcBorders>
           </w:tcPr>
-          <w:p/>
+          <w:p>
+            <w:r>
+              <w:rPr>
+                <w:rFonts w:ascii="Avenir Next" w:hAnsi="Avenir Next"/>
+                <w:b w:val="0"/>
+                <w:i w:val="0"/>
+                <w:color w:val="1A1D26"/>
+                <w:sz w:val="4"/>
+                <w:u w:val="none"/>
+                <w:rFonts w:ascii="Avenir Next" w:hAnsi="Avenir Next" w:cs="Avenir Next"/>
+              </w:rPr>
+            </w:r>
+          </w:p>
         </w:tc>
       </w:tr>
     </w:tbl>
     <w:p>
       <w:pPr>
-        <w:spacing w:before="200" w:after="60"/>
+        <w:spacing w:before="160" w:after="40" w:line="400" w:lineRule="exact"/>
       </w:pPr>
       <w:r>
         <w:rPr>
+          <w:rFonts w:ascii="Avenir Next" w:hAnsi="Avenir Next"/>
           <w:b/>
-          <w:color w:val="C05014"/>
-          <w:sz w:val="26"/>
+          <w:i w:val="0"/>
+          <w:color w:val="0E8A97"/>
+          <w:sz w:val="29"/>
+          <w:u w:val="none"/>
+          <w:rFonts w:ascii="Avenir Next" w:hAnsi="Avenir Next" w:cs="Avenir Next"/>
         </w:rPr>
-        <w:t>6.</w:t>
+        <w:t xml:space="preserve">6.  </w:t>
+      </w:r>
+      <w:r>
+        <w:rPr>
+          <w:rFonts w:ascii="Avenir Next" w:hAnsi="Avenir Next"/>
+          <w:b/>
+          <w:i w:val="0"/>
+          <w:color w:val="1A1D26"/>
+          <w:sz w:val="29"/>
+          <w:u w:val="none"/>
+          <w:rFonts w:ascii="Avenir Next" w:hAnsi="Avenir Next" w:cs="Avenir Next"/>
+        </w:rPr>
+        <w:t>How do we know a moving object has energy if we cannot see the energy?</w:t>
+      </w:r>
+      <w:r>
+        <w:rPr>
+          <w:rFonts w:ascii="Avenir Next" w:hAnsi="Avenir Next"/>
+          <w:b w:val="0"/>
+          <w:i/>
+          <w:color w:val="4A5268"/>
+          <w:sz w:val="22"/>
+          <w:u w:val="none"/>
+          <w:rFonts w:ascii="Avenir Next" w:hAnsi="Avenir Next" w:cs="Avenir Next"/>
+        </w:rPr>
+        <w:t xml:space="preserve">   (2 pts)</w:t>
       </w:r>
     </w:p>
     <w:p>
       <w:pPr>
-        <w:spacing w:after="80"/>
+        <w:spacing w:before="0" w:after="40"/>
       </w:pPr>
       <w:r>
         <w:rPr>
+          <w:rFonts w:ascii="Avenir Next" w:hAnsi="Avenir Next"/>
+          <w:b w:val="0"/>
+          <w:i/>
+          <w:color w:val="4A5268"/>
+          <w:sz w:val="28"/>
+          <w:u w:val="none"/>
+          <w:rFonts w:ascii="Avenir Next" w:hAnsi="Avenir Next" w:cs="Avenir Next"/>
+        </w:rPr>
+        <w:t>Start with: “We know because …”</w:t>
+      </w:r>
+    </w:p>
+    <w:tbl>
+      <w:tblPr>
+        <w:tblW w:type="auto" w:w="0"/>
+        <w:tblLook w:firstColumn="1" w:firstRow="1" w:lastColumn="0" w:lastRow="0" w:noHBand="0" w:noVBand="1" w:val="04A0"/>
+        <w:tblBorders>
+          <w:top w:val="none"/>
+          <w:left w:val="none"/>
+          <w:bottom w:val="none"/>
+          <w:right w:val="none"/>
+          <w:insideH w:val="none"/>
+          <w:insideV w:val="none"/>
+        </w:tblBorders>
+      </w:tblPr>
+      <w:tblGrid>
+        <w:gridCol w:w="10656"/>
+      </w:tblGrid>
+      <w:tr>
+        <w:trPr>
+          <w:trHeight w:val="560" w:hRule="exact"/>
+        </w:trPr>
+        <w:tc>
+          <w:tcPr>
+            <w:tcW w:type="dxa" w:w="10656"/>
+            <w:tcMar>
+              <w:top w:w="0" w:type="dxa"/>
+              <w:left w:w="0" w:type="dxa"/>
+              <w:bottom w:w="0" w:type="dxa"/>
+              <w:right w:w="0" w:type="dxa"/>
+            </w:tcMar>
+            <w:tcBorders>
+              <w:bottom w:val="single" w:sz="8" w:color="1A1D26"/>
+            </w:tcBorders>
+          </w:tcPr>
+          <w:p>
+            <w:pPr>
+              <w:spacing w:before="0" w:after="0" w:line="40" w:lineRule="exact"/>
+            </w:pPr>
+            <w:r>
+              <w:rPr>
+                <w:rFonts w:ascii="Avenir Next" w:hAnsi="Avenir Next"/>
+                <w:b w:val="0"/>
+                <w:i w:val="0"/>
+                <w:color w:val="1A1D26"/>
+                <w:sz w:val="4"/>
+                <w:u w:val="none"/>
+                <w:rFonts w:ascii="Avenir Next" w:hAnsi="Avenir Next" w:cs="Avenir Next"/>
+              </w:rPr>
+            </w:r>
+          </w:p>
+        </w:tc>
+      </w:tr>
+      <w:tr>
+        <w:trPr>
+          <w:trHeight w:val="560" w:hRule="exact"/>
+        </w:trPr>
+        <w:tc>
+          <w:tcPr>
+            <w:tcW w:type="dxa" w:w="10656"/>
+            <w:tcMar>
+              <w:top w:w="0" w:type="dxa"/>
+              <w:left w:w="0" w:type="dxa"/>
+              <w:bottom w:w="0" w:type="dxa"/>
+              <w:right w:w="0" w:type="dxa"/>
+            </w:tcMar>
+            <w:tcBorders>
+              <w:bottom w:val="single" w:sz="8" w:color="1A1D26"/>
+            </w:tcBorders>
+          </w:tcPr>
+          <w:p>
+            <w:pPr>
+              <w:spacing w:before="0" w:after="0" w:line="40" w:lineRule="exact"/>
+            </w:pPr>
+            <w:r>
+              <w:rPr>
+                <w:rFonts w:ascii="Avenir Next" w:hAnsi="Avenir Next"/>
+                <w:b w:val="0"/>
+                <w:i w:val="0"/>
+                <w:color w:val="1A1D26"/>
+                <w:sz w:val="4"/>
+                <w:u w:val="none"/>
+                <w:rFonts w:ascii="Avenir Next" w:hAnsi="Avenir Next" w:cs="Avenir Next"/>
+              </w:rPr>
+            </w:r>
+          </w:p>
+        </w:tc>
+      </w:tr>
+      <w:tr>
+        <w:trPr>
+          <w:trHeight w:val="560" w:hRule="exact"/>
+        </w:trPr>
+        <w:tc>
+          <w:tcPr>
+            <w:tcW w:type="dxa" w:w="10656"/>
+            <w:tcMar>
+              <w:top w:w="0" w:type="dxa"/>
+              <w:left w:w="0" w:type="dxa"/>
+              <w:bottom w:w="0" w:type="dxa"/>
+              <w:right w:w="0" w:type="dxa"/>
+            </w:tcMar>
+            <w:tcBorders>
+              <w:bottom w:val="single" w:sz="8" w:color="1A1D26"/>
+            </w:tcBorders>
+          </w:tcPr>
+          <w:p>
+            <w:pPr>
+              <w:spacing w:before="0" w:after="0" w:line="40" w:lineRule="exact"/>
+            </w:pPr>
+            <w:r>
+              <w:rPr>
+                <w:rFonts w:ascii="Avenir Next" w:hAnsi="Avenir Next"/>
+                <w:b w:val="0"/>
+                <w:i w:val="0"/>
+                <w:color w:val="1A1D26"/>
+                <w:sz w:val="4"/>
+                <w:u w:val="none"/>
+                <w:rFonts w:ascii="Avenir Next" w:hAnsi="Avenir Next" w:cs="Avenir Next"/>
+              </w:rPr>
+            </w:r>
+          </w:p>
+        </w:tc>
+      </w:tr>
+    </w:tbl>
+    <w:p>
+      <w:pPr>
+        <w:spacing w:before="160" w:after="40" w:line="400" w:lineRule="exact"/>
+      </w:pPr>
+      <w:r>
+        <w:rPr>
+          <w:rFonts w:ascii="Avenir Next" w:hAnsi="Avenir Next"/>
+          <w:b/>
           <w:i w:val="0"/>
-          <w:color w:val="444444"/>
-          <w:sz w:val="24"/>
+          <w:color w:val="0E8A97"/>
+          <w:sz w:val="29"/>
+          <w:u w:val="none"/>
+          <w:rFonts w:ascii="Avenir Next" w:hAnsi="Avenir Next" w:cs="Avenir Next"/>
         </w:rPr>
-        <w:t>Write O (observation) or I (inference) next to each sentence.</w:t>
+        <w:t xml:space="preserve">7.  </w:t>
+      </w:r>
+      <w:r>
+        <w:rPr>
+          <w:rFonts w:ascii="Avenir Next" w:hAnsi="Avenir Next"/>
+          <w:b/>
+          <w:i w:val="0"/>
+          <w:color w:val="1A1D26"/>
+          <w:sz w:val="29"/>
+          <w:u w:val="none"/>
+          <w:rFonts w:ascii="Avenir Next" w:hAnsi="Avenir Next" w:cs="Avenir Next"/>
+        </w:rPr>
+        <w:t>A swinging hammer hits a nail. What change does it cause?</w:t>
+      </w:r>
+      <w:r>
+        <w:rPr>
+          <w:rFonts w:ascii="Avenir Next" w:hAnsi="Avenir Next"/>
+          <w:b w:val="0"/>
+          <w:i/>
+          <w:color w:val="4A5268"/>
+          <w:sz w:val="22"/>
+          <w:u w:val="none"/>
+          <w:rFonts w:ascii="Avenir Next" w:hAnsi="Avenir Next" w:cs="Avenir Next"/>
+        </w:rPr>
+        <w:t xml:space="preserve">   (2 pts)</w:t>
+      </w:r>
+    </w:p>
+    <w:tbl>
+      <w:tblPr>
+        <w:tblW w:type="auto" w:w="0"/>
+        <w:tblLook w:firstColumn="1" w:firstRow="1" w:lastColumn="0" w:lastRow="0" w:noHBand="0" w:noVBand="1" w:val="04A0"/>
+        <w:tblBorders>
+          <w:top w:val="none"/>
+          <w:left w:val="none"/>
+          <w:bottom w:val="none"/>
+          <w:right w:val="none"/>
+          <w:insideH w:val="none"/>
+          <w:insideV w:val="none"/>
+        </w:tblBorders>
+      </w:tblPr>
+      <w:tblGrid>
+        <w:gridCol w:w="10656"/>
+      </w:tblGrid>
+      <w:tr>
+        <w:trPr>
+          <w:trHeight w:val="560" w:hRule="exact"/>
+        </w:trPr>
+        <w:tc>
+          <w:tcPr>
+            <w:tcW w:type="dxa" w:w="10656"/>
+            <w:tcMar>
+              <w:top w:w="0" w:type="dxa"/>
+              <w:left w:w="0" w:type="dxa"/>
+              <w:bottom w:w="0" w:type="dxa"/>
+              <w:right w:w="0" w:type="dxa"/>
+            </w:tcMar>
+            <w:tcBorders>
+              <w:bottom w:val="single" w:sz="8" w:color="1A1D26"/>
+            </w:tcBorders>
+          </w:tcPr>
+          <w:p>
+            <w:pPr>
+              <w:spacing w:before="0" w:after="0" w:line="40" w:lineRule="exact"/>
+            </w:pPr>
+            <w:r>
+              <w:rPr>
+                <w:rFonts w:ascii="Avenir Next" w:hAnsi="Avenir Next"/>
+                <w:b w:val="0"/>
+                <w:i w:val="0"/>
+                <w:color w:val="1A1D26"/>
+                <w:sz w:val="4"/>
+                <w:u w:val="none"/>
+                <w:rFonts w:ascii="Avenir Next" w:hAnsi="Avenir Next" w:cs="Avenir Next"/>
+              </w:rPr>
+            </w:r>
+          </w:p>
+        </w:tc>
+      </w:tr>
+      <w:tr>
+        <w:trPr>
+          <w:trHeight w:val="560" w:hRule="exact"/>
+        </w:trPr>
+        <w:tc>
+          <w:tcPr>
+            <w:tcW w:type="dxa" w:w="10656"/>
+            <w:tcMar>
+              <w:top w:w="0" w:type="dxa"/>
+              <w:left w:w="0" w:type="dxa"/>
+              <w:bottom w:w="0" w:type="dxa"/>
+              <w:right w:w="0" w:type="dxa"/>
+            </w:tcMar>
+            <w:tcBorders>
+              <w:bottom w:val="single" w:sz="8" w:color="1A1D26"/>
+            </w:tcBorders>
+          </w:tcPr>
+          <w:p>
+            <w:pPr>
+              <w:spacing w:before="0" w:after="0" w:line="40" w:lineRule="exact"/>
+            </w:pPr>
+            <w:r>
+              <w:rPr>
+                <w:rFonts w:ascii="Avenir Next" w:hAnsi="Avenir Next"/>
+                <w:b w:val="0"/>
+                <w:i w:val="0"/>
+                <w:color w:val="1A1D26"/>
+                <w:sz w:val="4"/>
+                <w:u w:val="none"/>
+                <w:rFonts w:ascii="Avenir Next" w:hAnsi="Avenir Next" w:cs="Avenir Next"/>
+              </w:rPr>
+            </w:r>
+          </w:p>
+        </w:tc>
+      </w:tr>
+    </w:tbl>
+    <w:p>
+      <w:pPr>
+        <w:spacing w:before="160" w:after="40" w:line="400" w:lineRule="exact"/>
+      </w:pPr>
+      <w:r>
+        <w:rPr>
+          <w:rFonts w:ascii="Avenir Next" w:hAnsi="Avenir Next"/>
+          <w:b/>
+          <w:i w:val="0"/>
+          <w:color w:val="0E8A97"/>
+          <w:sz w:val="29"/>
+          <w:u w:val="none"/>
+          <w:rFonts w:ascii="Avenir Next" w:hAnsi="Avenir Next" w:cs="Avenir Next"/>
+        </w:rPr>
+        <w:t xml:space="preserve">8.  </w:t>
+      </w:r>
+      <w:r>
+        <w:rPr>
+          <w:rFonts w:ascii="Avenir Next" w:hAnsi="Avenir Next"/>
+          <w:b/>
+          <w:i w:val="0"/>
+          <w:color w:val="1A1D26"/>
+          <w:sz w:val="29"/>
+          <w:u w:val="none"/>
+          <w:rFonts w:ascii="Avenir Next" w:hAnsi="Avenir Next" w:cs="Avenir Next"/>
+        </w:rPr>
+        <w:t>A book sits still on a desk. Nothing changes. Does the book show energy of motion?</w:t>
+      </w:r>
+      <w:r>
+        <w:rPr>
+          <w:rFonts w:ascii="Avenir Next" w:hAnsi="Avenir Next"/>
+          <w:b w:val="0"/>
+          <w:i/>
+          <w:color w:val="4A5268"/>
+          <w:sz w:val="22"/>
+          <w:u w:val="none"/>
+          <w:rFonts w:ascii="Avenir Next" w:hAnsi="Avenir Next" w:cs="Avenir Next"/>
+        </w:rPr>
+        <w:t xml:space="preserve">   (1 pt)</w:t>
       </w:r>
     </w:p>
     <w:p>
       <w:pPr>
-        <w:spacing w:after="80"/>
+        <w:spacing w:before="0" w:after="20" w:line="400" w:lineRule="exact"/>
+        <w:ind w:left="432"/>
       </w:pPr>
       <w:r>
         <w:rPr>
+          <w:rFonts w:ascii="Avenir Next" w:hAnsi="Avenir Next"/>
+          <w:b/>
           <w:i w:val="0"/>
-          <w:color w:val="444444"/>
-          <w:sz w:val="24"/>
+          <w:color w:val="0F5A5C"/>
+          <w:sz w:val="28"/>
+          <w:u w:val="none"/>
+          <w:rFonts w:ascii="Avenir Next" w:hAnsi="Avenir Next" w:cs="Avenir Next"/>
         </w:rPr>
-        <w:t>____ The target marble moved.</w:t>
+        <w:t xml:space="preserve">a)  </w:t>
+      </w:r>
+      <w:r>
+        <w:rPr>
+          <w:rFonts w:ascii="Avenir Next" w:hAnsi="Avenir Next"/>
+          <w:b w:val="0"/>
+          <w:i w:val="0"/>
+          <w:color w:val="1A1D26"/>
+          <w:sz w:val="28"/>
+          <w:u w:val="none"/>
+          <w:rFonts w:ascii="Avenir Next" w:hAnsi="Avenir Next" w:cs="Avenir Next"/>
+        </w:rPr>
+        <w:t>Yes — every object has energy of motion</w:t>
       </w:r>
     </w:p>
     <w:p>
       <w:pPr>
-        <w:spacing w:after="80"/>
+        <w:spacing w:before="0" w:after="20" w:line="400" w:lineRule="exact"/>
+        <w:ind w:left="432"/>
       </w:pPr>
       <w:r>
         <w:rPr>
+          <w:rFonts w:ascii="Avenir Next" w:hAnsi="Avenir Next"/>
+          <w:b/>
           <w:i w:val="0"/>
-          <w:color w:val="444444"/>
-          <w:sz w:val="24"/>
+          <w:color w:val="0F5A5C"/>
+          <w:sz w:val="28"/>
+          <w:u w:val="none"/>
+          <w:rFonts w:ascii="Avenir Next" w:hAnsi="Avenir Next" w:cs="Avenir Next"/>
         </w:rPr>
-        <w:t>____ The moving marble had energy.</w:t>
+        <w:t xml:space="preserve">b)  </w:t>
+      </w:r>
+      <w:r>
+        <w:rPr>
+          <w:rFonts w:ascii="Avenir Next" w:hAnsi="Avenir Next"/>
+          <w:b w:val="0"/>
+          <w:i w:val="0"/>
+          <w:color w:val="1A1D26"/>
+          <w:sz w:val="28"/>
+          <w:u w:val="none"/>
+          <w:rFonts w:ascii="Avenir Next" w:hAnsi="Avenir Next" w:cs="Avenir Next"/>
+        </w:rPr>
+        <w:t>No — nothing is moving and nothing changes</w:t>
       </w:r>
     </w:p>
     <w:p>
       <w:pPr>
-        <w:spacing w:before="200" w:after="60"/>
+        <w:spacing w:before="0" w:after="20" w:line="400" w:lineRule="exact"/>
+        <w:ind w:left="432"/>
       </w:pPr>
       <w:r>
         <w:rPr>
+          <w:rFonts w:ascii="Avenir Next" w:hAnsi="Avenir Next"/>
           <w:b/>
-          <w:color w:val="C05014"/>
-          <w:sz w:val="26"/>
+          <w:i w:val="0"/>
+          <w:color w:val="0F5A5C"/>
+          <w:sz w:val="28"/>
+          <w:u w:val="none"/>
+          <w:rFonts w:ascii="Avenir Next" w:hAnsi="Avenir Next" w:cs="Avenir Next"/>
         </w:rPr>
-        <w:t>7.</w:t>
+        <w:t xml:space="preserve">c)  </w:t>
+      </w:r>
+      <w:r>
+        <w:rPr>
+          <w:rFonts w:ascii="Avenir Next" w:hAnsi="Avenir Next"/>
+          <w:b w:val="0"/>
+          <w:i w:val="0"/>
+          <w:color w:val="1A1D26"/>
+          <w:sz w:val="28"/>
+          <w:u w:val="none"/>
+          <w:rFonts w:ascii="Avenir Next" w:hAnsi="Avenir Next" w:cs="Avenir Next"/>
+        </w:rPr>
+        <w:t>Yes — the desk is holding it up</w:t>
       </w:r>
     </w:p>
     <w:p>
       <w:pPr>
-        <w:spacing w:after="40"/>
+        <w:spacing w:before="0" w:after="20" w:line="400" w:lineRule="exact"/>
+        <w:ind w:left="432"/>
       </w:pPr>
       <w:r>
         <w:rPr>
+          <w:rFonts w:ascii="Avenir Next" w:hAnsi="Avenir Next"/>
+          <w:b/>
           <w:i w:val="0"/>
-          <w:color w:val="444444"/>
-          <w:sz w:val="24"/>
+          <w:color w:val="0F5A5C"/>
+          <w:sz w:val="28"/>
+          <w:u w:val="none"/>
+          <w:rFonts w:ascii="Avenir Next" w:hAnsi="Avenir Next" w:cs="Avenir Next"/>
         </w:rPr>
-        <w:t>How does a moving object show evidence of energy? Use the words “change” and “evidence.”</w:t>
+        <w:t xml:space="preserve">d)  </w:t>
+      </w:r>
+      <w:r>
+        <w:rPr>
+          <w:rFonts w:ascii="Avenir Next" w:hAnsi="Avenir Next"/>
+          <w:b w:val="0"/>
+          <w:i w:val="0"/>
+          <w:color w:val="1A1D26"/>
+          <w:sz w:val="28"/>
+          <w:u w:val="none"/>
+          <w:rFonts w:ascii="Avenir Next" w:hAnsi="Avenir Next" w:cs="Avenir Next"/>
+        </w:rPr>
+        <w:t>No — books cannot have energy of any kind</w:t>
       </w:r>
     </w:p>
-    <w:p>
-      <w:pPr>
-        <w:spacing w:before="40" w:after="120"/>
-        <w:pBdr>
-          <w:bottom w:val="single" w:sz="6" w:space="1" w:color="999999"/>
-        </w:pBdr>
-      </w:pPr>
-    </w:p>
-    <w:p>
-      <w:pPr>
-        <w:spacing w:before="40" w:after="120"/>
-        <w:pBdr>
-          <w:bottom w:val="single" w:sz="6" w:space="1" w:color="999999"/>
-        </w:pBdr>
-      </w:pPr>
-    </w:p>
-    <w:p>
-      <w:pPr>
-        <w:spacing w:before="200" w:after="60"/>
-      </w:pPr>
-      <w:r>
-        <w:rPr>
-          <w:b/>
-          <w:color w:val="C05014"/>
-          <w:sz w:val="26"/>
-        </w:rPr>
-        <w:t>8.</w:t>
-      </w:r>
-    </w:p>
-    <w:p>
-      <w:pPr>
-        <w:spacing w:after="40"/>
-      </w:pPr>
-      <w:r>
-        <w:rPr>
-          <w:i w:val="0"/>
-          <w:color w:val="444444"/>
-          <w:sz w:val="24"/>
-        </w:rPr>
-        <w:t>A book is sitting on a table. Does the book show energy of motion? Explain.</w:t>
-      </w:r>
-    </w:p>
-    <w:p>
-      <w:pPr>
-        <w:spacing w:before="40" w:after="120"/>
-        <w:pBdr>
-          <w:bottom w:val="single" w:sz="6" w:space="1" w:color="999999"/>
-        </w:pBdr>
-      </w:pPr>
-    </w:p>
-    <w:p>
-      <w:pPr>
-        <w:spacing w:before="40" w:after="120"/>
-        <w:pBdr>
-          <w:bottom w:val="single" w:sz="6" w:space="1" w:color="999999"/>
-        </w:pBdr>
-      </w:pPr>
-    </w:p>
     <w:sectPr>
+      <w:footerReference w:type="default" r:id="rId9"/>
       <w:pgSz w:w="12240" w:h="15840"/>
-      <w:pgMar w:top="1008" w:right="1152" w:bottom="1008" w:left="1152" w:header="720" w:footer="720" w:gutter="0"/>
+      <w:pgMar w:top="720" w:right="792" w:bottom="720" w:left="792" w:header="720" w:footer="720" w:gutter="0"/>
       <w:cols w:space="720"/>
       <w:docGrid w:linePitch="360"/>
     </w:sectPr>
   </w:body>
 </w:document>
+</file>
+
+<file path=word/footer1.xml><?xml version="1.0" encoding="utf-8"?>
+<w:ftr xmlns:m="http://schemas.openxmlformats.org/officeDocument/2006/math" xmlns:mc="http://schemas.openxmlformats.org/markup-compatibility/2006" xmlns:mo="http://schemas.microsoft.com/office/mac/office/2008/main" xmlns:mv="urn:schemas-microsoft-com:mac:vml" xmlns:o="urn:schemas-microsoft-com:office:office" xmlns:r="http://schemas.openxmlformats.org/officeDocument/2006/relationships" xmlns:v="urn:schemas-microsoft-com:vml" xmlns:w10="urn:schemas-microsoft-com:office:word" xmlns:w14="http://schemas.microsoft.com/office/word/2010/wordml" xmlns:w="http://schemas.openxmlformats.org/wordprocessingml/2006/main" xmlns:wne="http://schemas.microsoft.com/office/word/2006/wordml" xmlns:wp14="http://schemas.microsoft.com/office/word/2010/wordprocessingDrawing" xmlns:wp="http://schemas.openxmlformats.org/drawingml/2006/wordprocessingDrawing" xmlns:wpc="http://schemas.microsoft.com/office/word/2010/wordprocessingCanvas" xmlns:wpg="http://schemas.microsoft.com/office/word/2010/wordprocessingGroup" xmlns:wpi="http://schemas.microsoft.com/office/word/2010/wordprocessingInk" xmlns:wps="http://schemas.microsoft.com/office/word/2010/wordprocessingShape" mc:Ignorable="w14 wp14">
+  <w:p>
+    <w:pPr>
+      <w:pStyle w:val="Footer"/>
+      <w:jc w:val="center"/>
+      <w:pBdr>
+        <w:top w:val="single" w:sz="6" w:color="D8DCE4"/>
+      </w:pBdr>
+    </w:pPr>
+    <w:r>
+      <w:rPr>
+        <w:rFonts w:ascii="Avenir Next" w:hAnsi="Avenir Next"/>
+        <w:b w:val="0"/>
+        <w:i w:val="0"/>
+        <w:color w:val="4A5268"/>
+        <w:sz w:val="17"/>
+        <w:u w:val="none"/>
+        <w:rFonts w:ascii="Avenir Next" w:hAnsi="Avenir Next" w:cs="Avenir Next"/>
+      </w:rPr>
+      <w:t>Unit 1 · Chapter 2 · Quiz · Moving Objects Have Energy · 12 points</w:t>
+    </w:r>
+  </w:p>
+</w:ftr>
 </file>
 
 <file path=word/numbering.xml><?xml version="1.0" encoding="utf-8"?>
@@ -884,8 +2012,9 @@
     <w:qFormat/>
     <w:rsid w:val="00FC693F"/>
     <w:rPr>
-      <w:rFonts w:ascii="Arial" w:hAnsi="Arial" w:eastAsia="Arial"/>
-      <w:sz w:val="22"/>
+      <w:rFonts w:ascii="Avenir Next" w:hAnsi="Avenir Next"/>
+      <w:color w:val="1A1D26"/>
+      <w:sz w:val="28"/>
     </w:rPr>
   </w:style>
   <w:style w:type="paragraph" w:styleId="Header">
